--- a/Ansh Lamba/Pyspark Optimisation/otimisation.docx
+++ b/Ansh Lamba/Pyspark Optimisation/otimisation.docx
@@ -4,110 +4,33 @@
   <w:body>
     <w:p>
       <w:r>
-        <w:t xml:space="preserve">1.  Scanning </w:t>
-      </w:r>
-      <w:proofErr w:type="spellStart"/>
-      <w:proofErr w:type="gramStart"/>
-      <w:r>
-        <w:t>Optimisation</w:t>
-      </w:r>
-      <w:proofErr w:type="spellEnd"/>
-      <w:r>
-        <w:t>:-</w:t>
-      </w:r>
-      <w:proofErr w:type="gramEnd"/>
-      <w:r>
-        <w:t xml:space="preserve">   every time when we want to query the data based on the condition it searches all the files, in order to eliminate </w:t>
-      </w:r>
-      <w:proofErr w:type="gramStart"/>
-      <w:r>
-        <w:t>this</w:t>
-      </w:r>
-      <w:proofErr w:type="gramEnd"/>
-      <w:r>
-        <w:t xml:space="preserve"> we use partitioning which helps to </w:t>
-      </w:r>
-      <w:proofErr w:type="spellStart"/>
-      <w:r>
-        <w:t>optimise</w:t>
-      </w:r>
-      <w:proofErr w:type="spellEnd"/>
-      <w:r>
-        <w:t xml:space="preserve"> in scanning.</w:t>
-      </w:r>
-    </w:p>
-    <w:p>
-      <w:pPr>
-        <w:rPr>
-          <w:lang w:val="en-IN"/>
-        </w:rPr>
-      </w:pPr>
-      <w:proofErr w:type="spellStart"/>
-      <w:proofErr w:type="gramStart"/>
-      <w:r>
-        <w:rPr>
-          <w:lang w:val="en-IN"/>
-        </w:rPr>
-        <w:t>df.rdd.getNumPartitions</w:t>
-      </w:r>
-      <w:proofErr w:type="spellEnd"/>
-      <w:proofErr w:type="gramEnd"/>
-      <w:r>
-        <w:rPr>
-          <w:lang w:val="en-IN"/>
-        </w:rPr>
-        <w:t>()</w:t>
-      </w:r>
-    </w:p>
-    <w:p>
-      <w:pPr>
-        <w:rPr>
-          <w:lang w:val="en-IN"/>
-        </w:rPr>
-      </w:pPr>
-      <w:proofErr w:type="spellStart"/>
-      <w:proofErr w:type="gramStart"/>
-      <w:r>
-        <w:rPr>
-          <w:lang w:val="en-IN"/>
-        </w:rPr>
-        <w:t>spark.conf.set</w:t>
-      </w:r>
-      <w:proofErr w:type="spellEnd"/>
-      <w:r>
-        <w:rPr>
-          <w:lang w:val="en-IN"/>
-        </w:rPr>
-        <w:t>(</w:t>
-      </w:r>
-      <w:proofErr w:type="gramEnd"/>
-      <w:r>
-        <w:rPr>
-          <w:lang w:val="en-IN"/>
-        </w:rPr>
-        <w:t>"</w:t>
-      </w:r>
-      <w:proofErr w:type="spellStart"/>
-      <w:proofErr w:type="gramStart"/>
-      <w:r>
-        <w:rPr>
-          <w:lang w:val="en-IN"/>
-        </w:rPr>
-        <w:t>spark.sql.files</w:t>
-      </w:r>
-      <w:proofErr w:type="gramEnd"/>
-      <w:r>
-        <w:rPr>
-          <w:lang w:val="en-IN"/>
-        </w:rPr>
-        <w:t>.maxPartitionBytes</w:t>
-      </w:r>
-      <w:proofErr w:type="spellEnd"/>
-      <w:r>
-        <w:rPr>
-          <w:lang w:val="en-IN"/>
-        </w:rPr>
-        <w:t>", 131072)</w:t>
+        <w:t>1.  Scanning Optimisation:-   every time when we want to query the data based on the condition it searches all the files, in order to eliminate this we use partitioning which helps to optimise in scanning.</w:t>
+      </w:r>
+    </w:p>
+    <w:p>
+      <w:pPr>
+        <w:rPr>
+          <w:lang w:val="en-IN"/>
+        </w:rPr>
+      </w:pPr>
+      <w:r>
+        <w:rPr>
+          <w:lang w:val="en-IN"/>
+        </w:rPr>
+        <w:t>df.rdd.getNumPartitions()</w:t>
+      </w:r>
+    </w:p>
+    <w:p>
+      <w:pPr>
+        <w:rPr>
+          <w:lang w:val="en-IN"/>
+        </w:rPr>
+      </w:pPr>
+      <w:r>
+        <w:rPr>
+          <w:lang w:val="en-IN"/>
+        </w:rPr>
+        <w:t>spark.conf.set("spark.sql.files.maxPartitionBytes", 131072)</w:t>
       </w:r>
       <w:r>
         <w:rPr>
@@ -122,35 +45,11 @@
           <w:lang w:val="en-IN"/>
         </w:rPr>
       </w:pPr>
-      <w:proofErr w:type="spellStart"/>
-      <w:r>
-        <w:rPr>
-          <w:lang w:val="en-IN"/>
-        </w:rPr>
-        <w:t>df</w:t>
-      </w:r>
-      <w:proofErr w:type="spellEnd"/>
-      <w:r>
-        <w:rPr>
-          <w:lang w:val="en-IN"/>
-        </w:rPr>
-        <w:t xml:space="preserve"> = </w:t>
-      </w:r>
-      <w:proofErr w:type="spellStart"/>
-      <w:proofErr w:type="gramStart"/>
-      <w:r>
-        <w:rPr>
-          <w:lang w:val="en-IN"/>
-        </w:rPr>
-        <w:t>df.repartition</w:t>
-      </w:r>
-      <w:proofErr w:type="spellEnd"/>
-      <w:proofErr w:type="gramEnd"/>
-      <w:r>
-        <w:rPr>
-          <w:lang w:val="en-IN"/>
-        </w:rPr>
-        <w:t>(10)</w:t>
+      <w:r>
+        <w:rPr>
+          <w:lang w:val="en-IN"/>
+        </w:rPr>
+        <w:t>df = df.repartition(10)</w:t>
       </w:r>
       <w:r>
         <w:rPr>
@@ -165,312 +64,74 @@
           <w:lang w:val="en-IN"/>
         </w:rPr>
       </w:pPr>
-      <w:proofErr w:type="spellStart"/>
-      <w:r>
-        <w:rPr>
-          <w:lang w:val="en-IN"/>
-        </w:rPr>
-        <w:t>df</w:t>
-      </w:r>
-      <w:proofErr w:type="spellEnd"/>
-      <w:r>
-        <w:rPr>
-          <w:lang w:val="en-IN"/>
-        </w:rPr>
-        <w:t xml:space="preserve"> = </w:t>
-      </w:r>
-      <w:proofErr w:type="spellStart"/>
-      <w:proofErr w:type="gramStart"/>
-      <w:r>
-        <w:rPr>
-          <w:lang w:val="en-IN"/>
-        </w:rPr>
-        <w:t>df.withColumn</w:t>
-      </w:r>
-      <w:proofErr w:type="spellEnd"/>
-      <w:proofErr w:type="gramEnd"/>
-      <w:r>
-        <w:rPr>
-          <w:lang w:val="en-IN"/>
-        </w:rPr>
-        <w:t>("partition_id</w:t>
-      </w:r>
-      <w:proofErr w:type="gramStart"/>
-      <w:r>
-        <w:rPr>
-          <w:lang w:val="en-IN"/>
-        </w:rPr>
-        <w:t>",</w:t>
-      </w:r>
-      <w:proofErr w:type="spellStart"/>
-      <w:r>
-        <w:rPr>
-          <w:lang w:val="en-IN"/>
-        </w:rPr>
-        <w:t>spark</w:t>
-      </w:r>
-      <w:proofErr w:type="gramEnd"/>
-      <w:r>
-        <w:rPr>
-          <w:lang w:val="en-IN"/>
-        </w:rPr>
-        <w:t>_partition_</w:t>
-      </w:r>
-      <w:proofErr w:type="gramStart"/>
-      <w:r>
-        <w:rPr>
-          <w:lang w:val="en-IN"/>
-        </w:rPr>
-        <w:t>id</w:t>
-      </w:r>
-      <w:proofErr w:type="spellEnd"/>
-      <w:r>
-        <w:rPr>
-          <w:lang w:val="en-IN"/>
-        </w:rPr>
-        <w:t>())</w:t>
-      </w:r>
-      <w:r>
-        <w:rPr>
-          <w:lang w:val="en-IN"/>
-        </w:rPr>
-        <w:t xml:space="preserve">   </w:t>
-      </w:r>
-      <w:proofErr w:type="gramEnd"/>
-      <w:r>
-        <w:rPr>
-          <w:lang w:val="en-IN"/>
-        </w:rPr>
-        <w:t xml:space="preserve">    will show which partition will have which data</w:t>
-      </w:r>
-    </w:p>
-    <w:p>
-      <w:pPr>
-        <w:rPr>
-          <w:lang w:val="en-IN"/>
-        </w:rPr>
-      </w:pPr>
-      <w:proofErr w:type="gramStart"/>
-      <w:r>
-        <w:rPr>
-          <w:lang w:val="en-IN"/>
-        </w:rPr>
-        <w:t>df.write</w:t>
-      </w:r>
-      <w:proofErr w:type="gramEnd"/>
-      <w:r>
-        <w:rPr>
-          <w:lang w:val="en-IN"/>
-        </w:rPr>
-        <w:t>.format("parquet"</w:t>
-      </w:r>
-      <w:proofErr w:type="gramStart"/>
-      <w:r>
-        <w:rPr>
-          <w:lang w:val="en-IN"/>
-        </w:rPr>
-        <w:t>).mode</w:t>
-      </w:r>
-      <w:proofErr w:type="gramEnd"/>
-      <w:r>
-        <w:rPr>
-          <w:lang w:val="en-IN"/>
-        </w:rPr>
-        <w:t>("append"</w:t>
-      </w:r>
-      <w:proofErr w:type="gramStart"/>
-      <w:r>
-        <w:rPr>
-          <w:lang w:val="en-IN"/>
-        </w:rPr>
-        <w:t>).option</w:t>
-      </w:r>
-      <w:proofErr w:type="gramEnd"/>
-      <w:r>
-        <w:rPr>
-          <w:lang w:val="en-IN"/>
-        </w:rPr>
-        <w:t>("path","/FileStore/rawdata/parquetWrite"</w:t>
-      </w:r>
-      <w:proofErr w:type="gramStart"/>
-      <w:r>
-        <w:rPr>
-          <w:lang w:val="en-IN"/>
-        </w:rPr>
-        <w:t>).save()</w:t>
-      </w:r>
-      <w:r>
-        <w:rPr>
-          <w:lang w:val="en-IN"/>
-        </w:rPr>
-        <w:t xml:space="preserve">   </w:t>
-      </w:r>
-      <w:proofErr w:type="gramEnd"/>
-      <w:r>
-        <w:rPr>
-          <w:lang w:val="en-IN"/>
-        </w:rPr>
-        <w:t xml:space="preserve">   will write the parquet format </w:t>
-      </w:r>
-    </w:p>
-    <w:p>
-      <w:pPr>
-        <w:rPr>
-          <w:lang w:val="en-IN"/>
-        </w:rPr>
-      </w:pPr>
-      <w:proofErr w:type="spellStart"/>
-      <w:r>
-        <w:rPr>
-          <w:lang w:val="en-IN"/>
-        </w:rPr>
-        <w:t>df_new</w:t>
-      </w:r>
-      <w:proofErr w:type="spellEnd"/>
-      <w:r>
-        <w:rPr>
-          <w:lang w:val="en-IN"/>
-        </w:rPr>
-        <w:t xml:space="preserve"> = </w:t>
-      </w:r>
-      <w:proofErr w:type="gramStart"/>
-      <w:r>
-        <w:rPr>
-          <w:lang w:val="en-IN"/>
-        </w:rPr>
-        <w:t>spark.read</w:t>
-      </w:r>
-      <w:proofErr w:type="gramEnd"/>
-      <w:r>
-        <w:rPr>
-          <w:lang w:val="en-IN"/>
-        </w:rPr>
-        <w:t>.format("parquet"</w:t>
-      </w:r>
-      <w:proofErr w:type="gramStart"/>
-      <w:r>
-        <w:rPr>
-          <w:lang w:val="en-IN"/>
-        </w:rPr>
-        <w:t>).load</w:t>
-      </w:r>
-      <w:proofErr w:type="gramEnd"/>
-      <w:r>
-        <w:rPr>
-          <w:lang w:val="en-IN"/>
-        </w:rPr>
-        <w:t>("/FileStore/rawdata/parquetWrite</w:t>
-      </w:r>
-      <w:proofErr w:type="gramStart"/>
-      <w:r>
-        <w:rPr>
-          <w:lang w:val="en-IN"/>
-        </w:rPr>
-        <w:t>")</w:t>
-      </w:r>
-      <w:r>
-        <w:rPr>
-          <w:lang w:val="en-IN"/>
-        </w:rPr>
-        <w:t xml:space="preserve">   </w:t>
-      </w:r>
-      <w:proofErr w:type="gramEnd"/>
-      <w:r>
-        <w:rPr>
-          <w:lang w:val="en-IN"/>
-        </w:rPr>
-        <w:t xml:space="preserve">  will read the new data</w:t>
-      </w:r>
-    </w:p>
-    <w:p>
-      <w:pPr>
-        <w:rPr>
-          <w:lang w:val="en-IN"/>
-        </w:rPr>
-      </w:pPr>
-      <w:proofErr w:type="spellStart"/>
-      <w:r>
-        <w:rPr>
-          <w:lang w:val="en-IN"/>
-        </w:rPr>
-        <w:t>df_new</w:t>
-      </w:r>
-      <w:proofErr w:type="spellEnd"/>
-      <w:r>
-        <w:rPr>
-          <w:lang w:val="en-IN"/>
-        </w:rPr>
-        <w:t xml:space="preserve"> = </w:t>
-      </w:r>
-      <w:proofErr w:type="spellStart"/>
-      <w:r>
-        <w:rPr>
-          <w:lang w:val="en-IN"/>
-        </w:rPr>
-        <w:t>df_</w:t>
-      </w:r>
-      <w:proofErr w:type="gramStart"/>
-      <w:r>
-        <w:rPr>
-          <w:lang w:val="en-IN"/>
-        </w:rPr>
-        <w:t>new.filter</w:t>
-      </w:r>
-      <w:proofErr w:type="spellEnd"/>
-      <w:proofErr w:type="gramEnd"/>
-      <w:r>
-        <w:rPr>
-          <w:lang w:val="en-IN"/>
-        </w:rPr>
-        <w:t>(col("</w:t>
-      </w:r>
-      <w:proofErr w:type="spellStart"/>
-      <w:r>
-        <w:rPr>
-          <w:lang w:val="en-IN"/>
-        </w:rPr>
-        <w:t>Outlet_Location_Type</w:t>
-      </w:r>
-      <w:proofErr w:type="spellEnd"/>
-      <w:r>
-        <w:rPr>
-          <w:lang w:val="en-IN"/>
-        </w:rPr>
-        <w:t>") == 'Tier 1</w:t>
-      </w:r>
-      <w:proofErr w:type="gramStart"/>
-      <w:r>
-        <w:rPr>
-          <w:lang w:val="en-IN"/>
-        </w:rPr>
-        <w:t>')</w:t>
-      </w:r>
-      <w:r>
-        <w:rPr>
-          <w:lang w:val="en-IN"/>
-        </w:rPr>
-        <w:t xml:space="preserve">   </w:t>
-      </w:r>
-      <w:proofErr w:type="gramEnd"/>
-      <w:r>
-        <w:rPr>
-          <w:lang w:val="en-IN"/>
-        </w:rPr>
-        <w:t xml:space="preserve">      even after applying the filter Tier=1 it will read the data from all files as the Tier1 will might be in any partition thus it </w:t>
-      </w:r>
-      <w:proofErr w:type="gramStart"/>
-      <w:r>
-        <w:rPr>
-          <w:lang w:val="en-IN"/>
-        </w:rPr>
-        <w:t>scan</w:t>
-      </w:r>
-      <w:proofErr w:type="gramEnd"/>
-      <w:r>
-        <w:rPr>
-          <w:lang w:val="en-IN"/>
-        </w:rPr>
-        <w:t xml:space="preserve"> all files.  </w:t>
+      <w:r>
+        <w:rPr>
+          <w:lang w:val="en-IN"/>
+        </w:rPr>
+        <w:t>df = df.withColumn("partition_id",spark_partition_id())</w:t>
+      </w:r>
+      <w:r>
+        <w:rPr>
+          <w:lang w:val="en-IN"/>
+        </w:rPr>
+        <w:t xml:space="preserve">       will show which partition will have which data</w:t>
+      </w:r>
+    </w:p>
+    <w:p>
+      <w:pPr>
+        <w:rPr>
+          <w:lang w:val="en-IN"/>
+        </w:rPr>
+      </w:pPr>
+      <w:r>
+        <w:rPr>
+          <w:lang w:val="en-IN"/>
+        </w:rPr>
+        <w:t>df.write.format("parquet").mode("append").option("path","/FileStore/rawdata/parquetWrite").save()</w:t>
+      </w:r>
+      <w:r>
+        <w:rPr>
+          <w:lang w:val="en-IN"/>
+        </w:rPr>
+        <w:t xml:space="preserve">      will write the parquet format </w:t>
+      </w:r>
+    </w:p>
+    <w:p>
+      <w:pPr>
+        <w:rPr>
+          <w:lang w:val="en-IN"/>
+        </w:rPr>
+      </w:pPr>
+      <w:r>
+        <w:rPr>
+          <w:lang w:val="en-IN"/>
+        </w:rPr>
+        <w:t>df_new = spark.read.format("parquet").load("/FileStore/rawdata/parquetWrite")</w:t>
+      </w:r>
+      <w:r>
+        <w:rPr>
+          <w:lang w:val="en-IN"/>
+        </w:rPr>
+        <w:t xml:space="preserve">     will read the new data</w:t>
+      </w:r>
+    </w:p>
+    <w:p>
+      <w:pPr>
+        <w:rPr>
+          <w:lang w:val="en-IN"/>
+        </w:rPr>
+      </w:pPr>
+      <w:r>
+        <w:rPr>
+          <w:lang w:val="en-IN"/>
+        </w:rPr>
+        <w:t>df_new = df_new.filter(col("Outlet_Location_Type") == 'Tier 1')</w:t>
+      </w:r>
+      <w:r>
+        <w:rPr>
+          <w:lang w:val="en-IN"/>
+        </w:rPr>
+        <w:t xml:space="preserve">         even after applying the filter Tier=1 it will read the data from all files as the Tier1 will might be in any partition thus it scan all files.  </w:t>
       </w:r>
       <w:r>
         <w:rPr>
@@ -492,229 +153,168 @@
           <w:lang w:val="en-IN"/>
         </w:rPr>
       </w:pPr>
-      <w:proofErr w:type="spellStart"/>
-      <w:proofErr w:type="gramStart"/>
-      <w:r>
-        <w:rPr>
-          <w:lang w:val="en-IN"/>
-        </w:rPr>
-        <w:t>df.write</w:t>
-      </w:r>
-      <w:proofErr w:type="gramEnd"/>
-      <w:r>
-        <w:rPr>
-          <w:lang w:val="en-IN"/>
-        </w:rPr>
-        <w:t>.format</w:t>
-      </w:r>
-      <w:proofErr w:type="spellEnd"/>
-      <w:r>
-        <w:rPr>
-          <w:lang w:val="en-IN"/>
-        </w:rPr>
-        <w:t>("parquet"</w:t>
-      </w:r>
-      <w:proofErr w:type="gramStart"/>
-      <w:r>
-        <w:rPr>
-          <w:lang w:val="en-IN"/>
-        </w:rPr>
-        <w:t>).mode</w:t>
-      </w:r>
-      <w:proofErr w:type="gramEnd"/>
-      <w:r>
-        <w:rPr>
-          <w:lang w:val="en-IN"/>
-        </w:rPr>
-        <w:t>("append</w:t>
-      </w:r>
-      <w:proofErr w:type="gramStart"/>
-      <w:r>
-        <w:rPr>
-          <w:lang w:val="en-IN"/>
-        </w:rPr>
-        <w:t>")\</w:t>
-      </w:r>
-      <w:proofErr w:type="gramEnd"/>
-    </w:p>
-    <w:p>
-      <w:pPr>
-        <w:rPr>
-          <w:lang w:val="en-IN"/>
-        </w:rPr>
-      </w:pPr>
-      <w:r>
-        <w:rPr>
-          <w:lang w:val="en-IN"/>
-        </w:rPr>
-        <w:t xml:space="preserve">      </w:t>
-      </w:r>
-      <w:proofErr w:type="gramStart"/>
+      <w:r>
+        <w:rPr>
+          <w:lang w:val="en-IN"/>
+        </w:rPr>
+        <w:t>df.write.format("parquet").mode("append")\</w:t>
+      </w:r>
+    </w:p>
+    <w:p>
+      <w:pPr>
+        <w:rPr>
+          <w:lang w:val="en-IN"/>
+        </w:rPr>
+      </w:pPr>
+      <w:r>
+        <w:rPr>
+          <w:lang w:val="en-IN"/>
+        </w:rPr>
+        <w:t>      .partitionBy("Outlet_Location_Type")\</w:t>
+      </w:r>
+      <w:r>
+        <w:rPr>
+          <w:lang w:val="en-IN"/>
+        </w:rPr>
+        <w:t xml:space="preserve">                         while writing we use partitionBy(“column_name”)   </w:t>
+      </w:r>
+    </w:p>
+    <w:p>
+      <w:pPr>
+        <w:rPr>
+          <w:lang w:val="en-IN"/>
+        </w:rPr>
+      </w:pPr>
+      <w:r>
+        <w:rPr>
+          <w:lang w:val="en-IN"/>
+        </w:rPr>
+        <w:t>      .option("path","/FileStore/rawdata/parquetWriteOpt").save()</w:t>
+      </w:r>
+      <w:r>
+        <w:rPr>
+          <w:lang w:val="en-IN"/>
+        </w:rPr>
+        <w:t xml:space="preserve">            Now the files are 10 based on each tier filter the </w:t>
+      </w:r>
+    </w:p>
+    <w:p>
+      <w:pPr>
+        <w:rPr>
+          <w:lang w:val="en-IN"/>
+        </w:rPr>
+      </w:pPr>
+    </w:p>
+    <w:p>
+      <w:pPr>
+        <w:rPr>
+          <w:lang w:val="en-IN"/>
+        </w:rPr>
+      </w:pPr>
+      <w:r>
+        <w:rPr>
+          <w:lang w:val="en-IN"/>
+        </w:rPr>
+        <w:t>When we read this again it will scan 2388 rows instead of 8523 rows</w:t>
+      </w:r>
+      <w:r>
+        <w:rPr>
+          <w:lang w:val="en-IN"/>
+        </w:rPr>
+        <w:br/>
+      </w:r>
+      <w:r>
+        <w:rPr>
+          <w:lang w:val="en-IN"/>
+        </w:rPr>
+        <w:t>df_new = spark.read.format("parquet").load("/FileStore/rawdata/parquetWriteOpt")</w:t>
+      </w:r>
+    </w:p>
+    <w:p>
+      <w:pPr>
+        <w:rPr>
+          <w:lang w:val="en-IN"/>
+        </w:rPr>
+      </w:pPr>
+      <w:r>
+        <w:rPr>
+          <w:lang w:val="en-IN"/>
+        </w:rPr>
+        <w:t>df_new = df_new.filter(col("Outlet_Location_Type") == 'Tier 1')</w:t>
+      </w:r>
+    </w:p>
+    <w:p>
+      <w:pPr>
+        <w:rPr>
+          <w:lang w:val="en-IN"/>
+        </w:rPr>
+      </w:pPr>
+      <w:r>
+        <w:rPr>
+          <w:lang w:val="en-IN"/>
+        </w:rPr>
+        <w:t>df_new.display()</w:t>
+      </w:r>
+    </w:p>
+    <w:p>
+      <w:pPr>
+        <w:rPr>
+          <w:lang w:val="en-IN"/>
+        </w:rPr>
+      </w:pPr>
+    </w:p>
+    <w:p>
+      <w:pPr>
+        <w:rPr>
+          <w:lang w:val="en-IN"/>
+        </w:rPr>
+      </w:pPr>
+    </w:p>
+    <w:p>
+      <w:pPr>
+        <w:rPr>
+          <w:lang w:val="en-IN"/>
+        </w:rPr>
+      </w:pPr>
+    </w:p>
+    <w:p>
+      <w:pPr>
+        <w:rPr>
+          <w:lang w:val="en-IN"/>
+        </w:rPr>
+      </w:pPr>
+      <w:r>
+        <w:rPr>
+          <w:lang w:val="en-IN"/>
+        </w:rPr>
+        <w:t xml:space="preserve">2. Joins Optimization:      </w:t>
+      </w:r>
+      <w:r>
+        <w:rPr>
+          <w:lang w:val="en-IN"/>
+        </w:rPr>
+        <w:t>Let's considered two tables one is fact another is dim Fact table have 1Gb -  8 partition  and Dim table have 1 MB- 1 partition Join is a wide transformation, has in wide transformation we perform shuffling. And if AQE is disabled it creates 200 partitions every time when we perform wide transformation</w:t>
+      </w:r>
       <w:r>
         <w:rPr>
           <w:lang w:val="en-IN"/>
         </w:rPr>
         <w:t>.</w:t>
       </w:r>
-      <w:proofErr w:type="spellStart"/>
-      <w:r>
-        <w:rPr>
-          <w:lang w:val="en-IN"/>
-        </w:rPr>
-        <w:t>partitionBy</w:t>
-      </w:r>
-      <w:proofErr w:type="spellEnd"/>
-      <w:proofErr w:type="gramEnd"/>
-      <w:r>
-        <w:rPr>
-          <w:lang w:val="en-IN"/>
-        </w:rPr>
-        <w:t>("</w:t>
-      </w:r>
-      <w:proofErr w:type="spellStart"/>
-      <w:r>
-        <w:rPr>
-          <w:lang w:val="en-IN"/>
-        </w:rPr>
-        <w:t>Outlet_Location_Type</w:t>
-      </w:r>
-      <w:proofErr w:type="spellEnd"/>
-      <w:proofErr w:type="gramStart"/>
-      <w:r>
-        <w:rPr>
-          <w:lang w:val="en-IN"/>
-        </w:rPr>
-        <w:t>")\</w:t>
-      </w:r>
-      <w:proofErr w:type="gramEnd"/>
-      <w:r>
-        <w:rPr>
-          <w:lang w:val="en-IN"/>
-        </w:rPr>
-        <w:t xml:space="preserve">                         while writing we use </w:t>
-      </w:r>
-      <w:proofErr w:type="spellStart"/>
-      <w:r>
-        <w:rPr>
-          <w:lang w:val="en-IN"/>
-        </w:rPr>
-        <w:t>partitionBy</w:t>
-      </w:r>
-      <w:proofErr w:type="spellEnd"/>
-      <w:r>
-        <w:rPr>
-          <w:lang w:val="en-IN"/>
-        </w:rPr>
-        <w:t>(“</w:t>
-      </w:r>
-      <w:proofErr w:type="spellStart"/>
-      <w:r>
-        <w:rPr>
-          <w:lang w:val="en-IN"/>
-        </w:rPr>
-        <w:t>column_name</w:t>
-      </w:r>
-      <w:proofErr w:type="spellEnd"/>
-      <w:r>
-        <w:rPr>
-          <w:lang w:val="en-IN"/>
-        </w:rPr>
-        <w:t xml:space="preserve">”)   </w:t>
-      </w:r>
-    </w:p>
-    <w:p>
-      <w:pPr>
-        <w:rPr>
-          <w:lang w:val="en-IN"/>
-        </w:rPr>
-      </w:pPr>
-      <w:r>
-        <w:rPr>
-          <w:lang w:val="en-IN"/>
-        </w:rPr>
-        <w:t xml:space="preserve">      </w:t>
-      </w:r>
-      <w:proofErr w:type="gramStart"/>
-      <w:r>
-        <w:rPr>
-          <w:lang w:val="en-IN"/>
-        </w:rPr>
-        <w:t>.option</w:t>
-      </w:r>
-      <w:proofErr w:type="gramEnd"/>
-      <w:r>
-        <w:rPr>
-          <w:lang w:val="en-IN"/>
-        </w:rPr>
-        <w:t>("path","/FileStore/</w:t>
-      </w:r>
-      <w:proofErr w:type="spellStart"/>
-      <w:r>
-        <w:rPr>
-          <w:lang w:val="en-IN"/>
-        </w:rPr>
-        <w:t>rawdata</w:t>
-      </w:r>
-      <w:proofErr w:type="spellEnd"/>
-      <w:r>
-        <w:rPr>
-          <w:lang w:val="en-IN"/>
-        </w:rPr>
-        <w:t>/</w:t>
-      </w:r>
-      <w:proofErr w:type="spellStart"/>
-      <w:r>
-        <w:rPr>
-          <w:lang w:val="en-IN"/>
-        </w:rPr>
-        <w:t>parquetWriteOpt</w:t>
-      </w:r>
-      <w:proofErr w:type="spellEnd"/>
-      <w:r>
-        <w:rPr>
-          <w:lang w:val="en-IN"/>
-        </w:rPr>
-        <w:t>"</w:t>
-      </w:r>
-      <w:proofErr w:type="gramStart"/>
-      <w:r>
-        <w:rPr>
-          <w:lang w:val="en-IN"/>
-        </w:rPr>
-        <w:t>).save()</w:t>
-      </w:r>
-      <w:r>
-        <w:rPr>
-          <w:lang w:val="en-IN"/>
-        </w:rPr>
-        <w:t xml:space="preserve">   </w:t>
-      </w:r>
-      <w:proofErr w:type="gramEnd"/>
-      <w:r>
-        <w:rPr>
-          <w:lang w:val="en-IN"/>
-        </w:rPr>
-        <w:t xml:space="preserve">         Now the files are 10 based on each tier filter the </w:t>
-      </w:r>
-    </w:p>
-    <w:p>
-      <w:pPr>
-        <w:rPr>
-          <w:lang w:val="en-IN"/>
-        </w:rPr>
-      </w:pPr>
-    </w:p>
-    <w:p>
-      <w:pPr>
-        <w:rPr>
-          <w:lang w:val="en-IN"/>
-        </w:rPr>
-      </w:pPr>
-      <w:r>
-        <w:rPr>
-          <w:lang w:val="en-IN"/>
-        </w:rPr>
-        <w:t>When we read this again it will scan 2388 rows instead of 8523 rows</w:t>
+    </w:p>
+    <w:p>
+      <w:pPr>
+        <w:rPr>
+          <w:b/>
+          <w:bCs/>
+          <w:lang w:val="en-IN"/>
+        </w:rPr>
+      </w:pPr>
+      <w:r>
+        <w:rPr>
+          <w:lang w:val="en-IN"/>
+        </w:rPr>
+        <w:t>Each partition contain dim key from both fact and dim table, and is 200 partitions will be shuffled go into executors. Under special condition we can avoid the shuffling, which is one of those two tables should be very small approximately 5 to 10 MB (small enough which can be broadcasted through driver node and it can be stored easily to the executor memory)</w:t>
       </w:r>
       <w:r>
         <w:rPr>
@@ -722,134 +322,324 @@
         </w:rPr>
         <w:br/>
       </w:r>
-      <w:proofErr w:type="spellStart"/>
-      <w:r>
-        <w:rPr>
-          <w:lang w:val="en-IN"/>
-        </w:rPr>
-        <w:t>df_new</w:t>
-      </w:r>
-      <w:proofErr w:type="spellEnd"/>
-      <w:r>
-        <w:rPr>
-          <w:lang w:val="en-IN"/>
-        </w:rPr>
-        <w:t xml:space="preserve"> = </w:t>
-      </w:r>
-      <w:proofErr w:type="gramStart"/>
-      <w:r>
-        <w:rPr>
-          <w:lang w:val="en-IN"/>
-        </w:rPr>
-        <w:t>spark.read</w:t>
-      </w:r>
-      <w:proofErr w:type="gramEnd"/>
-      <w:r>
-        <w:rPr>
-          <w:lang w:val="en-IN"/>
-        </w:rPr>
-        <w:t>.format("parquet"</w:t>
-      </w:r>
-      <w:proofErr w:type="gramStart"/>
-      <w:r>
-        <w:rPr>
-          <w:lang w:val="en-IN"/>
-        </w:rPr>
-        <w:t>).load</w:t>
-      </w:r>
-      <w:proofErr w:type="gramEnd"/>
-      <w:r>
-        <w:rPr>
-          <w:lang w:val="en-IN"/>
-        </w:rPr>
-        <w:t>("/FileStore/rawdata/parquetWriteOpt")</w:t>
-      </w:r>
-    </w:p>
-    <w:p>
-      <w:pPr>
-        <w:rPr>
-          <w:lang w:val="en-IN"/>
-        </w:rPr>
-      </w:pPr>
-      <w:proofErr w:type="spellStart"/>
-      <w:r>
-        <w:rPr>
-          <w:lang w:val="en-IN"/>
-        </w:rPr>
-        <w:t>df_new</w:t>
-      </w:r>
-      <w:proofErr w:type="spellEnd"/>
-      <w:r>
-        <w:rPr>
-          <w:lang w:val="en-IN"/>
-        </w:rPr>
-        <w:t xml:space="preserve"> = </w:t>
-      </w:r>
-      <w:proofErr w:type="spellStart"/>
-      <w:r>
-        <w:rPr>
-          <w:lang w:val="en-IN"/>
-        </w:rPr>
-        <w:t>df_</w:t>
-      </w:r>
-      <w:proofErr w:type="gramStart"/>
-      <w:r>
-        <w:rPr>
-          <w:lang w:val="en-IN"/>
-        </w:rPr>
-        <w:t>new.filter</w:t>
-      </w:r>
-      <w:proofErr w:type="spellEnd"/>
-      <w:proofErr w:type="gramEnd"/>
-      <w:r>
-        <w:rPr>
-          <w:lang w:val="en-IN"/>
-        </w:rPr>
-        <w:t>(col("</w:t>
-      </w:r>
-      <w:proofErr w:type="spellStart"/>
-      <w:r>
-        <w:rPr>
-          <w:lang w:val="en-IN"/>
-        </w:rPr>
-        <w:t>Outlet_Location_Type</w:t>
-      </w:r>
-      <w:proofErr w:type="spellEnd"/>
-      <w:r>
-        <w:rPr>
-          <w:lang w:val="en-IN"/>
-        </w:rPr>
-        <w:t>") == 'Tier 1')</w:t>
-      </w:r>
-    </w:p>
-    <w:p>
-      <w:pPr>
-        <w:rPr>
-          <w:lang w:val="en-IN"/>
-        </w:rPr>
-      </w:pPr>
-      <w:proofErr w:type="spellStart"/>
-      <w:r>
-        <w:rPr>
-          <w:lang w:val="en-IN"/>
-        </w:rPr>
-        <w:t>df_</w:t>
-      </w:r>
-      <w:proofErr w:type="gramStart"/>
-      <w:r>
-        <w:rPr>
-          <w:lang w:val="en-IN"/>
-        </w:rPr>
-        <w:t>new.display</w:t>
-      </w:r>
-      <w:proofErr w:type="spellEnd"/>
-      <w:proofErr w:type="gramEnd"/>
-      <w:r>
-        <w:rPr>
-          <w:lang w:val="en-IN"/>
-        </w:rPr>
-        <w:t>()</w:t>
-      </w:r>
+      <w:r>
+        <w:rPr>
+          <w:lang w:val="en-IN"/>
+        </w:rPr>
+        <w:t xml:space="preserve">The driver Note first bring small table partition into it's JVM memory. Then it will simply </w:t>
+      </w:r>
+      <w:r>
+        <w:rPr>
+          <w:b/>
+          <w:bCs/>
+          <w:lang w:val="en-IN"/>
+        </w:rPr>
+        <w:t>broadcast</w:t>
+      </w:r>
+      <w:r>
+        <w:rPr>
+          <w:lang w:val="en-IN"/>
+        </w:rPr>
+        <w:t xml:space="preserve"> this to executors one by one, does each and every executor have the data to apply joins, 10 there is no need to apply shuffling between executors</w:t>
+      </w:r>
+      <w:r>
+        <w:rPr>
+          <w:lang w:val="en-IN"/>
+        </w:rPr>
+        <w:t xml:space="preserve">. Thus use </w:t>
+      </w:r>
+      <w:r>
+        <w:rPr>
+          <w:b/>
+          <w:bCs/>
+          <w:lang w:val="en-IN"/>
+        </w:rPr>
+        <w:t>Broadcast Join</w:t>
+      </w:r>
+      <w:r>
+        <w:rPr>
+          <w:b/>
+          <w:bCs/>
+          <w:lang w:val="en-IN"/>
+        </w:rPr>
+        <w:t>.</w:t>
+      </w:r>
+    </w:p>
+    <w:p>
+      <w:pPr>
+        <w:rPr>
+          <w:lang w:val="en-IN"/>
+        </w:rPr>
+      </w:pPr>
+    </w:p>
+    <w:p>
+      <w:pPr>
+        <w:rPr>
+          <w:lang w:val="en-IN"/>
+        </w:rPr>
+      </w:pPr>
+      <w:r>
+        <w:rPr>
+          <w:lang w:val="en-IN"/>
+        </w:rPr>
+        <w:lastRenderedPageBreak/>
+        <w:t xml:space="preserve">3. SQL hints:  </w:t>
+      </w:r>
+      <w:r>
+        <w:rPr>
+          <w:lang w:val="en-IN"/>
+        </w:rPr>
+        <w:t>If you are using Spark sql how to give hints</w:t>
+      </w:r>
+      <w:r>
+        <w:rPr>
+          <w:lang w:val="en-IN"/>
+        </w:rPr>
+        <w:t xml:space="preserve"> to spark</w:t>
+      </w:r>
+      <w:r>
+        <w:rPr>
+          <w:lang w:val="en-IN"/>
+        </w:rPr>
+        <w:t xml:space="preserve"> for broadcast join</w:t>
+      </w:r>
+      <w:r>
+        <w:rPr>
+          <w:lang w:val="en-IN"/>
+        </w:rPr>
+        <w:t xml:space="preserve">. That where SQL Hints come to picture.  </w:t>
+      </w:r>
+      <w:r>
+        <w:rPr>
+          <w:lang w:val="en-IN"/>
+        </w:rPr>
+        <w:br/>
+      </w:r>
+      <w:r>
+        <w:rPr>
+          <w:lang w:val="en-IN"/>
+        </w:rPr>
+        <w:t xml:space="preserve">df_sql_opt = spark.sql(    '''SELECT /* broadcast(c) */ </w:t>
+      </w:r>
+      <w:r>
+        <w:rPr>
+          <w:lang w:val="en-IN"/>
+        </w:rPr>
+        <w:t xml:space="preserve"> </w:t>
+      </w:r>
+      <w:r>
+        <w:rPr>
+          <w:lang w:val="en-IN"/>
+        </w:rPr>
+        <w:t>  * FROM transactions t JOIN countries c ON t.country_code = c.country_code''')</w:t>
+      </w:r>
+    </w:p>
+    <w:p>
+      <w:pPr>
+        <w:rPr>
+          <w:lang w:val="en-IN"/>
+        </w:rPr>
+      </w:pPr>
+      <w:r>
+        <w:rPr>
+          <w:lang w:val="en-IN"/>
+        </w:rPr>
+        <w:t xml:space="preserve">/* broadcast(c) */ </w:t>
+      </w:r>
+      <w:r>
+        <w:rPr>
+          <w:lang w:val="en-IN"/>
+        </w:rPr>
+        <w:t xml:space="preserve"> </w:t>
+      </w:r>
+      <w:r>
+        <w:rPr>
+          <w:lang w:val="en-IN"/>
+        </w:rPr>
+        <w:t> </w:t>
+      </w:r>
+      <w:r>
+        <w:rPr>
+          <w:lang w:val="en-IN"/>
+        </w:rPr>
+        <w:t xml:space="preserve">    is providing advice to spark, weather to apply </w:t>
+      </w:r>
+      <w:r>
+        <w:rPr>
+          <w:lang w:val="en-IN"/>
+        </w:rPr>
+        <w:t>broadcast or not.</w:t>
+      </w:r>
+    </w:p>
+    <w:p>
+      <w:pPr>
+        <w:rPr>
+          <w:lang w:val="en-IN"/>
+        </w:rPr>
+      </w:pPr>
+    </w:p>
+    <w:p>
+      <w:pPr>
+        <w:rPr>
+          <w:lang w:val="en-IN"/>
+        </w:rPr>
+      </w:pPr>
+    </w:p>
+    <w:p>
+      <w:pPr>
+        <w:rPr>
+          <w:lang w:val="en-IN"/>
+        </w:rPr>
+      </w:pPr>
+      <w:r>
+        <w:rPr>
+          <w:lang w:val="en-IN"/>
+        </w:rPr>
+        <w:t xml:space="preserve">4. Caching:   </w:t>
+      </w:r>
+      <w:r>
+        <w:rPr>
+          <w:lang w:val="en-IN"/>
+        </w:rPr>
+        <w:t xml:space="preserve">Spark pool memory contains executor memory and storage memory. The executor memory used to perform all the transformation, it's having short term memory, it will simply evict data frame if we want to create a new data frame. If a data frame df1 which is referenced used in other data frame df3, it will use to recalculate the initial data frame df1 and evict the previous data frame df2 in order to create new one df3. So initial dataframe is recalculated and created whenever we create new data frame reference to the initial one df1. Every time is spark needs to calculate this because it is not saved and stored in long term memory, which is storage area. </w:t>
+      </w:r>
+    </w:p>
+    <w:p>
+      <w:pPr>
+        <w:rPr>
+          <w:lang w:val="en-IN"/>
+        </w:rPr>
+      </w:pPr>
+      <w:r>
+        <w:rPr>
+          <w:lang w:val="en-IN"/>
+        </w:rPr>
+        <w:t>Does if we know that our data frame will be used so many times and the data frame size is not so big then the ideal way is to store the DF into storage memory for Caching</w:t>
+      </w:r>
+      <w:r>
+        <w:rPr>
+          <w:lang w:val="en-IN"/>
+        </w:rPr>
+        <w:t>.</w:t>
+      </w:r>
+    </w:p>
+    <w:p>
+      <w:pPr>
+        <w:rPr>
+          <w:lang w:val="en-IN"/>
+        </w:rPr>
+      </w:pPr>
+      <w:r>
+        <w:rPr>
+          <w:lang w:val="en-IN"/>
+        </w:rPr>
+        <w:t>Thus</w:t>
+      </w:r>
+      <w:r>
+        <w:rPr>
+          <w:lang w:val="en-IN"/>
+        </w:rPr>
+        <w:t xml:space="preserve"> instead of recalculating the initial data frame df1 it will store in storage memory for caching, thus any new data frame which is created with reference to initial data frame df1, it will not recalculate but it will take it from cache memory which saves the computation time.</w:t>
+      </w:r>
+    </w:p>
+    <w:p>
+      <w:pPr>
+        <w:rPr>
+          <w:lang w:val="en-IN"/>
+        </w:rPr>
+      </w:pPr>
+    </w:p>
+    <w:p>
+      <w:pPr>
+        <w:rPr>
+          <w:lang w:val="en-IN"/>
+        </w:rPr>
+      </w:pPr>
+      <w:r>
+        <w:rPr>
+          <w:lang w:val="en-IN"/>
+        </w:rPr>
+        <w:t xml:space="preserve">Persistance:  </w:t>
+      </w:r>
+      <w:r>
+        <w:rPr>
+          <w:lang w:val="en-IN"/>
+        </w:rPr>
+        <w:t>Basically persistence is everything caching is one of its types.</w:t>
+      </w:r>
+      <w:r>
+        <w:rPr>
+          <w:lang w:val="en-IN"/>
+        </w:rPr>
+        <w:t xml:space="preserve"> df.persist(storageLevel.DISK_AND_MEMORY) = df.cache()   if </w:t>
+      </w:r>
+      <w:r>
+        <w:rPr>
+          <w:lang w:val="en-IN"/>
+        </w:rPr>
+        <w:t>Partition can be fit into memory then ok</w:t>
+      </w:r>
+      <w:r>
+        <w:rPr>
+          <w:lang w:val="en-IN"/>
+        </w:rPr>
+        <w:t>,</w:t>
+      </w:r>
+      <w:r>
+        <w:rPr>
+          <w:lang w:val="en-IN"/>
+        </w:rPr>
+        <w:t xml:space="preserve"> otherwise store it into disk</w:t>
+      </w:r>
+    </w:p>
+    <w:p>
+      <w:pPr>
+        <w:rPr>
+          <w:lang w:val="en-IN"/>
+        </w:rPr>
+      </w:pPr>
+    </w:p>
+    <w:p>
+      <w:pPr>
+        <w:rPr>
+          <w:lang w:val="en-IN"/>
+        </w:rPr>
+      </w:pPr>
+    </w:p>
+    <w:p>
+      <w:pPr>
+        <w:rPr>
+          <w:lang w:val="en-IN"/>
+        </w:rPr>
+      </w:pPr>
+    </w:p>
+    <w:p>
+      <w:pPr>
+        <w:rPr>
+          <w:lang w:val="en-IN"/>
+        </w:rPr>
+      </w:pPr>
+    </w:p>
+    <w:p>
+      <w:pPr>
+        <w:rPr>
+          <w:lang w:val="en-IN"/>
+        </w:rPr>
+      </w:pPr>
+    </w:p>
+    <w:p>
+      <w:pPr>
+        <w:rPr>
+          <w:lang w:val="en-IN"/>
+        </w:rPr>
+      </w:pPr>
+    </w:p>
+    <w:p>
+      <w:pPr>
+        <w:rPr>
+          <w:lang w:val="en-IN"/>
+        </w:rPr>
+      </w:pPr>
     </w:p>
     <w:p>
       <w:pPr>

--- a/Ansh Lamba/Pyspark Optimisation/otimisation.docx
+++ b/Ansh Lamba/Pyspark Optimisation/otimisation.docx
@@ -612,6 +612,163 @@
           <w:lang w:val="en-IN"/>
         </w:rPr>
       </w:pPr>
+      <w:r>
+        <w:rPr>
+          <w:lang w:val="en-IN"/>
+        </w:rPr>
+        <w:t>3.  AQE (Adaptive Query Optimisation): It does 3 major activities in order to improve the performance. They are:</w:t>
+      </w:r>
+    </w:p>
+    <w:p>
+      <w:pPr>
+        <w:pStyle w:val="ListParagraph"/>
+        <w:numPr>
+          <w:ilvl w:val="0"/>
+          <w:numId w:val="1"/>
+        </w:numPr>
+        <w:rPr>
+          <w:lang w:val="en-IN"/>
+        </w:rPr>
+      </w:pPr>
+      <w:r>
+        <w:t>Dynamically Coalesce Shuffle Partitions</w:t>
+      </w:r>
+      <w:r>
+        <w:t xml:space="preserve"> :   </w:t>
+      </w:r>
+      <w:r>
+        <w:rPr>
+          <w:lang w:val="en-IN"/>
+        </w:rPr>
+        <w:t>As by default for wider transformation shuffle partition count is fixed (200), with the help of AQE, Spark merges small shuffle partitions into fewer, larger ones dynamically, improving performance.</w:t>
+      </w:r>
+    </w:p>
+    <w:p>
+      <w:pPr>
+        <w:pStyle w:val="ListParagraph"/>
+        <w:numPr>
+          <w:ilvl w:val="0"/>
+          <w:numId w:val="1"/>
+        </w:numPr>
+        <w:rPr>
+          <w:lang w:val="en-IN"/>
+        </w:rPr>
+      </w:pPr>
+      <w:r>
+        <w:t>Dynamically Switch Join Strategies</w:t>
+      </w:r>
+      <w:r>
+        <w:t xml:space="preserve"> :  </w:t>
+      </w:r>
+      <w:r>
+        <w:t xml:space="preserve">During runtime if the second table is very small Spark </w:t>
+      </w:r>
+      <w:r>
+        <w:t xml:space="preserve">AQE </w:t>
+      </w:r>
+      <w:r>
+        <w:t>can choose to broadcast</w:t>
+      </w:r>
+      <w:r>
+        <w:t xml:space="preserve"> instead of sort merge</w:t>
+      </w:r>
+      <w:r>
+        <w:t xml:space="preserve"> it to avoid shuffle operations.</w:t>
+      </w:r>
+      <w:r>
+        <w:t xml:space="preserve"> </w:t>
+      </w:r>
+    </w:p>
+    <w:p>
+      <w:pPr>
+        <w:pStyle w:val="ListParagraph"/>
+        <w:numPr>
+          <w:ilvl w:val="0"/>
+          <w:numId w:val="1"/>
+        </w:numPr>
+        <w:rPr>
+          <w:lang w:val="en-IN"/>
+        </w:rPr>
+      </w:pPr>
+      <w:r>
+        <w:rPr>
+          <w:lang w:val="en-IN"/>
+        </w:rPr>
+        <w:t>Optimi</w:t>
+      </w:r>
+      <w:r>
+        <w:rPr>
+          <w:lang w:val="en-IN"/>
+        </w:rPr>
+        <w:t xml:space="preserve">zing the skewness :  </w:t>
+      </w:r>
+      <w:r>
+        <w:rPr>
+          <w:lang w:val="en-IN"/>
+        </w:rPr>
+        <w:t>Suppose if the data is partitioned with respect to ID and the particular ID is taking 75% of data. In that scenario partition with respect to particular ID will show larger compared to others. The larger partition is skewed which can leads to the issue driver out of memory, thus this skewness can be overcome by AQE by breaking down into manageable chunks, improving parallelism and reducing latency. Thus no memory error</w:t>
+      </w:r>
+      <w:r>
+        <w:rPr>
+          <w:lang w:val="en-IN"/>
+        </w:rPr>
+        <w:t xml:space="preserve">   </w:t>
+      </w:r>
+    </w:p>
+    <w:p>
+      <w:pPr>
+        <w:rPr>
+          <w:lang w:val="en-IN"/>
+        </w:rPr>
+      </w:pPr>
+      <w:r>
+        <w:rPr>
+          <w:lang w:val="en-IN"/>
+        </w:rPr>
+        <w:br/>
+      </w:r>
+    </w:p>
+    <w:p>
+      <w:pPr>
+        <w:rPr>
+          <w:lang w:val="en-IN"/>
+        </w:rPr>
+      </w:pPr>
+    </w:p>
+    <w:p>
+      <w:pPr>
+        <w:rPr>
+          <w:lang w:val="en-IN"/>
+        </w:rPr>
+      </w:pPr>
+    </w:p>
+    <w:p>
+      <w:pPr>
+        <w:rPr>
+          <w:lang w:val="en-IN"/>
+        </w:rPr>
+      </w:pPr>
+    </w:p>
+    <w:p>
+      <w:pPr>
+        <w:rPr>
+          <w:lang w:val="en-IN"/>
+        </w:rPr>
+      </w:pPr>
+    </w:p>
+    <w:p>
+      <w:pPr>
+        <w:rPr>
+          <w:lang w:val="en-IN"/>
+        </w:rPr>
+      </w:pPr>
+    </w:p>
+    <w:p>
+      <w:pPr>
+        <w:rPr>
+          <w:lang w:val="en-IN"/>
+        </w:rPr>
+      </w:pPr>
     </w:p>
     <w:p>
       <w:pPr>
@@ -699,12 +856,12 @@
     </w:p>
     <w:p/>
     <w:sectPr>
-      <w:headerReference w:type="even" r:id="rId6"/>
-      <w:headerReference w:type="default" r:id="rId7"/>
-      <w:footerReference w:type="even" r:id="rId8"/>
-      <w:footerReference w:type="default" r:id="rId9"/>
-      <w:headerReference w:type="first" r:id="rId10"/>
-      <w:footerReference w:type="first" r:id="rId11"/>
+      <w:headerReference w:type="even" r:id="rId7"/>
+      <w:headerReference w:type="default" r:id="rId8"/>
+      <w:footerReference w:type="even" r:id="rId9"/>
+      <w:footerReference w:type="default" r:id="rId10"/>
+      <w:headerReference w:type="first" r:id="rId11"/>
+      <w:footerReference w:type="first" r:id="rId12"/>
       <w:pgSz w:w="12240" w:h="15840" w:code="1"/>
       <w:pgMar w:top="720" w:right="720" w:bottom="720" w:left="720" w:header="708" w:footer="708" w:gutter="0"/>
       <w:cols w:space="708"/>
@@ -822,6 +979,127 @@
     </w:pPr>
   </w:p>
 </w:hdr>
+</file>
+
+<file path=word/numbering.xml><?xml version="1.0" encoding="utf-8"?>
+<w:numbering xmlns:wpc="http://schemas.microsoft.com/office/word/2010/wordprocessingCanvas" xmlns:cx="http://schemas.microsoft.com/office/drawing/2014/chartex" xmlns:cx1="http://schemas.microsoft.com/office/drawing/2015/9/8/chartex" xmlns:cx2="http://schemas.microsoft.com/office/drawing/2015/10/21/chartex" xmlns:cx3="http://schemas.microsoft.com/office/drawing/2016/5/9/chartex" xmlns:cx4="http://schemas.microsoft.com/office/drawing/2016/5/10/chartex" xmlns:cx5="http://schemas.microsoft.com/office/drawing/2016/5/11/chartex" xmlns:cx6="http://schemas.microsoft.com/office/drawing/2016/5/12/chartex" xmlns:cx7="http://schemas.microsoft.com/office/drawing/2016/5/13/chartex" xmlns:cx8="http://schemas.microsoft.com/office/drawing/2016/5/14/chartex" xmlns:mc="http://schemas.openxmlformats.org/markup-compatibility/2006" xmlns:aink="http://schemas.microsoft.com/office/drawing/2016/ink" xmlns:am3d="http://schemas.microsoft.com/office/drawing/2017/model3d" xmlns:o="urn:schemas-microsoft-com:office:office" xmlns:oel="http://schemas.microsoft.com/office/2019/extlst" xmlns:r="http://schemas.openxmlformats.org/officeDocument/2006/relationships" xmlns:m="http://schemas.openxmlformats.org/officeDocument/2006/math" xmlns:v="urn:schemas-microsoft-com:vml" xmlns:wp14="http://schemas.microsoft.com/office/word/2010/wordprocessingDrawing" xmlns:wp="http://schemas.openxmlformats.org/drawingml/2006/wordprocessingDrawing" xmlns:w10="urn:schemas-microsoft-com:office:word" xmlns:w="http://schemas.openxmlformats.org/wordprocessingml/2006/main" xmlns:w14="http://schemas.microsoft.com/office/word/2010/wordml" xmlns:w15="http://schemas.microsoft.com/office/word/2012/wordml" xmlns:w16cex="http://schemas.microsoft.com/office/word/2018/wordml/cex" xmlns:w16cid="http://schemas.microsoft.com/office/word/2016/wordml/cid" xmlns:w16="http://schemas.microsoft.com/office/word/2018/wordml" xmlns:w16du="http://schemas.microsoft.com/office/word/2023/wordml/word16du" xmlns:w16sdtdh="http://schemas.microsoft.com/office/word/2020/wordml/sdtdatahash" xmlns:w16sdtfl="http://schemas.microsoft.com/office/word/2024/wordml/sdtformatlock" xmlns:w16se="http://schemas.microsoft.com/office/word/2015/wordml/symex" xmlns:wpg="http://schemas.microsoft.com/office/word/2010/wordprocessingGroup" xmlns:wpi="http://schemas.microsoft.com/office/word/2010/wordprocessingInk" xmlns:wne="http://schemas.microsoft.com/office/word/2006/wordml" xmlns:wps="http://schemas.microsoft.com/office/word/2010/wordprocessingShape" mc:Ignorable="w14 w15 w16se w16cid w16 w16cex w16sdtdh w16sdtfl w16du wp14">
+  <w:abstractNum w:abstractNumId="0" w15:restartNumberingAfterBreak="0">
+    <w:nsid w:val="60E32555"/>
+    <w:multiLevelType w:val="hybridMultilevel"/>
+    <w:tmpl w:val="EEB4FEC0"/>
+    <w:lvl w:ilvl="0" w:tplc="40090001">
+      <w:start w:val="1"/>
+      <w:numFmt w:val="bullet"/>
+      <w:lvlText w:val=""/>
+      <w:lvlJc w:val="left"/>
+      <w:pPr>
+        <w:ind w:left="720" w:hanging="360"/>
+      </w:pPr>
+      <w:rPr>
+        <w:rFonts w:ascii="Symbol" w:hAnsi="Symbol" w:hint="default"/>
+      </w:rPr>
+    </w:lvl>
+    <w:lvl w:ilvl="1" w:tplc="40090003" w:tentative="1">
+      <w:start w:val="1"/>
+      <w:numFmt w:val="bullet"/>
+      <w:lvlText w:val="o"/>
+      <w:lvlJc w:val="left"/>
+      <w:pPr>
+        <w:ind w:left="1440" w:hanging="360"/>
+      </w:pPr>
+      <w:rPr>
+        <w:rFonts w:ascii="Courier New" w:hAnsi="Courier New" w:cs="Courier New" w:hint="default"/>
+      </w:rPr>
+    </w:lvl>
+    <w:lvl w:ilvl="2" w:tplc="40090005" w:tentative="1">
+      <w:start w:val="1"/>
+      <w:numFmt w:val="bullet"/>
+      <w:lvlText w:val=""/>
+      <w:lvlJc w:val="left"/>
+      <w:pPr>
+        <w:ind w:left="2160" w:hanging="360"/>
+      </w:pPr>
+      <w:rPr>
+        <w:rFonts w:ascii="Wingdings" w:hAnsi="Wingdings" w:hint="default"/>
+      </w:rPr>
+    </w:lvl>
+    <w:lvl w:ilvl="3" w:tplc="40090001" w:tentative="1">
+      <w:start w:val="1"/>
+      <w:numFmt w:val="bullet"/>
+      <w:lvlText w:val=""/>
+      <w:lvlJc w:val="left"/>
+      <w:pPr>
+        <w:ind w:left="2880" w:hanging="360"/>
+      </w:pPr>
+      <w:rPr>
+        <w:rFonts w:ascii="Symbol" w:hAnsi="Symbol" w:hint="default"/>
+      </w:rPr>
+    </w:lvl>
+    <w:lvl w:ilvl="4" w:tplc="40090003" w:tentative="1">
+      <w:start w:val="1"/>
+      <w:numFmt w:val="bullet"/>
+      <w:lvlText w:val="o"/>
+      <w:lvlJc w:val="left"/>
+      <w:pPr>
+        <w:ind w:left="3600" w:hanging="360"/>
+      </w:pPr>
+      <w:rPr>
+        <w:rFonts w:ascii="Courier New" w:hAnsi="Courier New" w:cs="Courier New" w:hint="default"/>
+      </w:rPr>
+    </w:lvl>
+    <w:lvl w:ilvl="5" w:tplc="40090005" w:tentative="1">
+      <w:start w:val="1"/>
+      <w:numFmt w:val="bullet"/>
+      <w:lvlText w:val=""/>
+      <w:lvlJc w:val="left"/>
+      <w:pPr>
+        <w:ind w:left="4320" w:hanging="360"/>
+      </w:pPr>
+      <w:rPr>
+        <w:rFonts w:ascii="Wingdings" w:hAnsi="Wingdings" w:hint="default"/>
+      </w:rPr>
+    </w:lvl>
+    <w:lvl w:ilvl="6" w:tplc="40090001" w:tentative="1">
+      <w:start w:val="1"/>
+      <w:numFmt w:val="bullet"/>
+      <w:lvlText w:val=""/>
+      <w:lvlJc w:val="left"/>
+      <w:pPr>
+        <w:ind w:left="5040" w:hanging="360"/>
+      </w:pPr>
+      <w:rPr>
+        <w:rFonts w:ascii="Symbol" w:hAnsi="Symbol" w:hint="default"/>
+      </w:rPr>
+    </w:lvl>
+    <w:lvl w:ilvl="7" w:tplc="40090003" w:tentative="1">
+      <w:start w:val="1"/>
+      <w:numFmt w:val="bullet"/>
+      <w:lvlText w:val="o"/>
+      <w:lvlJc w:val="left"/>
+      <w:pPr>
+        <w:ind w:left="5760" w:hanging="360"/>
+      </w:pPr>
+      <w:rPr>
+        <w:rFonts w:ascii="Courier New" w:hAnsi="Courier New" w:cs="Courier New" w:hint="default"/>
+      </w:rPr>
+    </w:lvl>
+    <w:lvl w:ilvl="8" w:tplc="40090005" w:tentative="1">
+      <w:start w:val="1"/>
+      <w:numFmt w:val="bullet"/>
+      <w:lvlText w:val=""/>
+      <w:lvlJc w:val="left"/>
+      <w:pPr>
+        <w:ind w:left="6480" w:hanging="360"/>
+      </w:pPr>
+      <w:rPr>
+        <w:rFonts w:ascii="Wingdings" w:hAnsi="Wingdings" w:hint="default"/>
+      </w:rPr>
+    </w:lvl>
+  </w:abstractNum>
+  <w:num w:numId="1" w16cid:durableId="53354807">
+    <w:abstractNumId w:val="0"/>
+  </w:num>
+</w:numbering>
 </file>
 
 <file path=word/styles.xml><?xml version="1.0" encoding="utf-8"?>
@@ -1293,6 +1571,17 @@
     <w:uiPriority w:val="99"/>
     <w:rsid w:val="00521937"/>
   </w:style>
+  <w:style w:type="paragraph" w:styleId="ListParagraph">
+    <w:name w:val="List Paragraph"/>
+    <w:basedOn w:val="Normal"/>
+    <w:uiPriority w:val="34"/>
+    <w:qFormat/>
+    <w:rsid w:val="00BC263B"/>
+    <w:pPr>
+      <w:ind w:left="720"/>
+      <w:contextualSpacing/>
+    </w:pPr>
+  </w:style>
 </w:styles>
 </file>
 
